--- a/算法训练材料/PA-3223/PA-3223 msds_CN 冠志_源文件留存.docx
+++ b/算法训练材料/PA-3223/PA-3223 msds_CN 冠志_源文件留存.docx
@@ -4152,6 +4152,12 @@
             <w:insideH w:val="none" w:color="auto" w:sz="0" w:space="0"/>
             <w:insideV w:val="none" w:color="auto" w:sz="0" w:space="0"/>
           </w:tblBorders>
+          <w:tblCellMar>
+            <w:top w:w="0" w:type="dxa"/>
+            <w:left w:w="108" w:type="dxa"/>
+            <w:bottom w:w="0" w:type="dxa"/>
+            <w:right w:w="108" w:type="dxa"/>
+          </w:tblCellMar>
         </w:tblPrEx>
         <w:tc>
           <w:tcPr>
@@ -6769,8 +6775,6 @@
               </w:rPr>
               <w:t>6</w:t>
             </w:r>
-            <w:bookmarkStart w:id="0" w:name="_GoBack"/>
-            <w:bookmarkEnd w:id="0"/>
             <w:r>
               <w:rPr>
                 <w:rFonts w:hint="eastAsia"/>
@@ -7263,6 +7267,12 @@
             <w:insideH w:val="none" w:color="auto" w:sz="0" w:space="0"/>
             <w:insideV w:val="none" w:color="auto" w:sz="0" w:space="0"/>
           </w:tblBorders>
+          <w:tblCellMar>
+            <w:top w:w="0" w:type="dxa"/>
+            <w:left w:w="108" w:type="dxa"/>
+            <w:bottom w:w="0" w:type="dxa"/>
+            <w:right w:w="108" w:type="dxa"/>
+          </w:tblCellMar>
         </w:tblPrEx>
         <w:tc>
           <w:tcPr>
@@ -7360,6 +7370,7 @@
                 <w:sz w:val="24"/>
               </w:rPr>
             </w:pPr>
+            <w:bookmarkStart w:id="0" w:name="_GoBack"/>
             <w:r>
               <w:rPr>
                 <w:rFonts w:hint="eastAsia" w:ascii="宋体" w:hAnsi="宋体" w:cs="宋体"/>
@@ -7680,6 +7691,7 @@
               </w:rPr>
               <w:t>刺激性：无资料</w:t>
             </w:r>
+            <w:bookmarkEnd w:id="0"/>
           </w:p>
         </w:tc>
       </w:tr>
